--- a/assets/Taran-Warren-CV.docx
+++ b/assets/Taran-Warren-CV.docx
@@ -466,7 +466,7 @@
           <w:szCs w:val="19"/>
         </w:rPr>
         <w:tab/>
-        <w:t>2025 – Present</w:t>
+        <w:t>2026</w:t>
       </w:r>
     </w:p>
     <w:p>
@@ -572,7 +572,7 @@
           <w:szCs w:val="19"/>
         </w:rPr>
         <w:tab/>
-        <w:t>2024</w:t>
+        <w:t>2026</w:t>
       </w:r>
     </w:p>
     <w:p>
@@ -782,10 +782,10 @@
 <file path=word/numbering.xml><?xml version="1.0" encoding="utf-8"?>
 <w:numbering xmlns:wpc="http://schemas.microsoft.com/office/word/2010/wordprocessingCanvas" xmlns:cx="http://schemas.microsoft.com/office/drawing/2014/chartex" xmlns:cx1="http://schemas.microsoft.com/office/drawing/2015/9/8/chartex" xmlns:cx2="http://schemas.microsoft.com/office/drawing/2015/10/21/chartex" xmlns:cx3="http://schemas.microsoft.com/office/drawing/2016/5/9/chartex" xmlns:cx4="http://schemas.microsoft.com/office/drawing/2016/5/10/chartex" xmlns:cx5="http://schemas.microsoft.com/office/drawing/2016/5/11/chartex" xmlns:cx6="http://schemas.microsoft.com/office/drawing/2016/5/12/chartex" xmlns:cx7="http://schemas.microsoft.com/office/drawing/2016/5/13/chartex" xmlns:cx8="http://schemas.microsoft.com/office/drawing/2016/5/14/chartex" xmlns:mc="http://schemas.openxmlformats.org/markup-compatibility/2006" xmlns:aink="http://schemas.microsoft.com/office/drawing/2016/ink" xmlns:am3d="http://schemas.microsoft.com/office/drawing/2017/model3d" xmlns:o="urn:schemas-microsoft-com:office:office" xmlns:oel="http://schemas.microsoft.com/office/2019/extlst" xmlns:r="http://schemas.openxmlformats.org/officeDocument/2006/relationships" xmlns:m="http://schemas.openxmlformats.org/officeDocument/2006/math" xmlns:v="urn:schemas-microsoft-com:vml" xmlns:wp14="http://schemas.microsoft.com/office/word/2010/wordprocessingDrawing" xmlns:wp="http://schemas.openxmlformats.org/drawingml/2006/wordprocessingDrawing" xmlns:w10="urn:schemas-microsoft-com:office:word" xmlns:w="http://schemas.openxmlformats.org/wordprocessingml/2006/main" xmlns:w14="http://schemas.microsoft.com/office/word/2010/wordml" xmlns:w15="http://schemas.microsoft.com/office/word/2012/wordml" xmlns:w16cex="http://schemas.microsoft.com/office/word/2018/wordml/cex" xmlns:w16cid="http://schemas.microsoft.com/office/word/2016/wordml/cid" xmlns:w16="http://schemas.microsoft.com/office/word/2018/wordml" xmlns:w16du="http://schemas.microsoft.com/office/word/2023/wordml/word16du" xmlns:w16sdtdh="http://schemas.microsoft.com/office/word/2020/wordml/sdtdatahash" xmlns:w16sdtfl="http://schemas.microsoft.com/office/word/2024/wordml/sdtformatlock" xmlns:w16se="http://schemas.microsoft.com/office/word/2015/wordml/symex" xmlns:wpg="http://schemas.microsoft.com/office/word/2010/wordprocessingGroup" xmlns:wpi="http://schemas.microsoft.com/office/word/2010/wordprocessingInk" xmlns:wne="http://schemas.microsoft.com/office/word/2006/wordml" xmlns:wps="http://schemas.microsoft.com/office/word/2010/wordprocessingShape" mc:Ignorable="w14 w15 w16se w16cid w16 w16cex w16sdtdh w16sdtfl w16du wp14">
   <w:abstractNum w:abstractNumId="0" w15:restartNumberingAfterBreak="0">
-    <w:nsid w:val="2F157658"/>
+    <w:nsid w:val="32A80AEA"/>
     <w:multiLevelType w:val="hybridMultilevel"/>
-    <w:tmpl w:val="D2F0CC1C"/>
-    <w:lvl w:ilvl="0" w:tplc="F7FAD1B2">
+    <w:tmpl w:val="BC1E436A"/>
+    <w:lvl w:ilvl="0" w:tplc="A4B0A55C">
       <w:start w:val="1"/>
       <w:numFmt w:val="bullet"/>
       <w:lvlText w:val="•"/>
@@ -794,52 +794,52 @@
         <w:ind w:left="260" w:hanging="180"/>
       </w:pPr>
     </w:lvl>
-    <w:lvl w:ilvl="1" w:tplc="38B24E1A">
+    <w:lvl w:ilvl="1" w:tplc="5DF4D7DA">
       <w:numFmt w:val="decimal"/>
       <w:lvlText w:val=""/>
       <w:lvlJc w:val="left"/>
     </w:lvl>
-    <w:lvl w:ilvl="2" w:tplc="C4C2DE94">
+    <w:lvl w:ilvl="2" w:tplc="8092E9A4">
       <w:numFmt w:val="decimal"/>
       <w:lvlText w:val=""/>
       <w:lvlJc w:val="left"/>
     </w:lvl>
-    <w:lvl w:ilvl="3" w:tplc="70107662">
+    <w:lvl w:ilvl="3" w:tplc="DC6A81F0">
       <w:numFmt w:val="decimal"/>
       <w:lvlText w:val=""/>
       <w:lvlJc w:val="left"/>
     </w:lvl>
-    <w:lvl w:ilvl="4" w:tplc="1CEC00AE">
+    <w:lvl w:ilvl="4" w:tplc="5DD2B614">
       <w:numFmt w:val="decimal"/>
       <w:lvlText w:val=""/>
       <w:lvlJc w:val="left"/>
     </w:lvl>
-    <w:lvl w:ilvl="5" w:tplc="7C2403E0">
+    <w:lvl w:ilvl="5" w:tplc="9564BC3A">
       <w:numFmt w:val="decimal"/>
       <w:lvlText w:val=""/>
       <w:lvlJc w:val="left"/>
     </w:lvl>
-    <w:lvl w:ilvl="6" w:tplc="F790F25C">
+    <w:lvl w:ilvl="6" w:tplc="AF5E1466">
       <w:numFmt w:val="decimal"/>
       <w:lvlText w:val=""/>
       <w:lvlJc w:val="left"/>
     </w:lvl>
-    <w:lvl w:ilvl="7" w:tplc="78AE05F4">
+    <w:lvl w:ilvl="7" w:tplc="FE326A8A">
       <w:numFmt w:val="decimal"/>
       <w:lvlText w:val=""/>
       <w:lvlJc w:val="left"/>
     </w:lvl>
-    <w:lvl w:ilvl="8" w:tplc="DCD67828">
+    <w:lvl w:ilvl="8" w:tplc="B238B780">
       <w:numFmt w:val="decimal"/>
       <w:lvlText w:val=""/>
       <w:lvlJc w:val="left"/>
     </w:lvl>
   </w:abstractNum>
   <w:abstractNum w:abstractNumId="1" w15:restartNumberingAfterBreak="0">
-    <w:nsid w:val="41190AE5"/>
+    <w:nsid w:val="752D15F5"/>
     <w:multiLevelType w:val="hybridMultilevel"/>
-    <w:tmpl w:val="F850A000"/>
-    <w:lvl w:ilvl="0" w:tplc="A21A2ADE">
+    <w:tmpl w:val="F8185DE2"/>
+    <w:lvl w:ilvl="0" w:tplc="38BE2E4C">
       <w:start w:val="1"/>
       <w:numFmt w:val="bullet"/>
       <w:lvlText w:val="●"/>
@@ -848,7 +848,7 @@
         <w:ind w:left="720" w:hanging="360"/>
       </w:pPr>
     </w:lvl>
-    <w:lvl w:ilvl="1" w:tplc="DDCEB07E">
+    <w:lvl w:ilvl="1" w:tplc="6278FF80">
       <w:start w:val="1"/>
       <w:numFmt w:val="bullet"/>
       <w:lvlText w:val="○"/>
@@ -857,7 +857,7 @@
         <w:ind w:left="1440" w:hanging="360"/>
       </w:pPr>
     </w:lvl>
-    <w:lvl w:ilvl="2" w:tplc="6D1AE3F6">
+    <w:lvl w:ilvl="2" w:tplc="5AA86542">
       <w:start w:val="1"/>
       <w:numFmt w:val="bullet"/>
       <w:lvlText w:val="■"/>
@@ -866,7 +866,7 @@
         <w:ind w:left="2160" w:hanging="360"/>
       </w:pPr>
     </w:lvl>
-    <w:lvl w:ilvl="3" w:tplc="16763174">
+    <w:lvl w:ilvl="3" w:tplc="2B500344">
       <w:start w:val="1"/>
       <w:numFmt w:val="bullet"/>
       <w:lvlText w:val="●"/>
@@ -875,7 +875,7 @@
         <w:ind w:left="2880" w:hanging="360"/>
       </w:pPr>
     </w:lvl>
-    <w:lvl w:ilvl="4" w:tplc="8AA41F46">
+    <w:lvl w:ilvl="4" w:tplc="969428D4">
       <w:start w:val="1"/>
       <w:numFmt w:val="bullet"/>
       <w:lvlText w:val="○"/>
@@ -884,7 +884,7 @@
         <w:ind w:left="3600" w:hanging="360"/>
       </w:pPr>
     </w:lvl>
-    <w:lvl w:ilvl="5" w:tplc="424CB51C">
+    <w:lvl w:ilvl="5" w:tplc="9716CF9E">
       <w:start w:val="1"/>
       <w:numFmt w:val="bullet"/>
       <w:lvlText w:val="■"/>
@@ -893,7 +893,7 @@
         <w:ind w:left="4320" w:hanging="360"/>
       </w:pPr>
     </w:lvl>
-    <w:lvl w:ilvl="6" w:tplc="6568E6C0">
+    <w:lvl w:ilvl="6" w:tplc="8152CD9E">
       <w:start w:val="1"/>
       <w:numFmt w:val="bullet"/>
       <w:lvlText w:val="●"/>
@@ -902,7 +902,7 @@
         <w:ind w:left="5040" w:hanging="360"/>
       </w:pPr>
     </w:lvl>
-    <w:lvl w:ilvl="7" w:tplc="06287DCA">
+    <w:lvl w:ilvl="7" w:tplc="BFB06226">
       <w:start w:val="1"/>
       <w:numFmt w:val="bullet"/>
       <w:lvlText w:val="●"/>
@@ -911,7 +911,7 @@
         <w:ind w:left="5760" w:hanging="360"/>
       </w:pPr>
     </w:lvl>
-    <w:lvl w:ilvl="8" w:tplc="23166A90">
+    <w:lvl w:ilvl="8" w:tplc="A92A4B24">
       <w:start w:val="1"/>
       <w:numFmt w:val="bullet"/>
       <w:lvlText w:val="●"/>
@@ -921,13 +921,13 @@
       </w:pPr>
     </w:lvl>
   </w:abstractNum>
-  <w:num w:numId="1" w16cid:durableId="1523665280">
+  <w:num w:numId="1" w16cid:durableId="1703044693">
     <w:abstractNumId w:val="1"/>
     <w:lvlOverride w:ilvl="0">
       <w:startOverride w:val="1"/>
     </w:lvlOverride>
   </w:num>
-  <w:num w:numId="2" w16cid:durableId="812912859">
+  <w:num w:numId="2" w16cid:durableId="100539184">
     <w:abstractNumId w:val="0"/>
     <w:lvlOverride w:ilvl="0">
       <w:startOverride w:val="1"/>

--- a/assets/Taran-Warren-CV.docx
+++ b/assets/Taran-Warren-CV.docx
@@ -1,11 +1,13 @@
 
 <file path=word/document.xml><?xml version="1.0" encoding="utf-8"?>
-<w:document xmlns:wpc="http://schemas.microsoft.com/office/word/2010/wordprocessingCanvas" xmlns:cx="http://schemas.microsoft.com/office/drawing/2014/chartex" xmlns:cx1="http://schemas.microsoft.com/office/drawing/2015/9/8/chartex" xmlns:cx2="http://schemas.microsoft.com/office/drawing/2015/10/21/chartex" xmlns:cx3="http://schemas.microsoft.com/office/drawing/2016/5/9/chartex" xmlns:cx4="http://schemas.microsoft.com/office/drawing/2016/5/10/chartex" xmlns:cx5="http://schemas.microsoft.com/office/drawing/2016/5/11/chartex" xmlns:cx6="http://schemas.microsoft.com/office/drawing/2016/5/12/chartex" xmlns:cx7="http://schemas.microsoft.com/office/drawing/2016/5/13/chartex" xmlns:cx8="http://schemas.microsoft.com/office/drawing/2016/5/14/chartex" xmlns:mc="http://schemas.openxmlformats.org/markup-compatibility/2006" xmlns:aink="http://schemas.microsoft.com/office/drawing/2016/ink" xmlns:am3d="http://schemas.microsoft.com/office/drawing/2017/model3d" xmlns:o="urn:schemas-microsoft-com:office:office" xmlns:oel="http://schemas.microsoft.com/office/2019/extlst" xmlns:r="http://schemas.openxmlformats.org/officeDocument/2006/relationships" xmlns:m="http://schemas.openxmlformats.org/officeDocument/2006/math" xmlns:v="urn:schemas-microsoft-com:vml" xmlns:wp14="http://schemas.microsoft.com/office/word/2010/wordprocessingDrawing" xmlns:wp="http://schemas.openxmlformats.org/drawingml/2006/wordprocessingDrawing" xmlns:w10="urn:schemas-microsoft-com:office:word" xmlns:w="http://schemas.openxmlformats.org/wordprocessingml/2006/main" xmlns:w14="http://schemas.microsoft.com/office/word/2010/wordml" xmlns:w15="http://schemas.microsoft.com/office/word/2012/wordml" xmlns:w16cex="http://schemas.microsoft.com/office/word/2018/wordml/cex" xmlns:w16cid="http://schemas.microsoft.com/office/word/2016/wordml/cid" xmlns:w16="http://schemas.microsoft.com/office/word/2018/wordml" xmlns:w16du="http://schemas.microsoft.com/office/word/2023/wordml/word16du" xmlns:w16sdtdh="http://schemas.microsoft.com/office/word/2020/wordml/sdtdatahash" xmlns:w16sdtfl="http://schemas.microsoft.com/office/word/2024/wordml/sdtformatlock" xmlns:w16se="http://schemas.microsoft.com/office/word/2015/wordml/symex" xmlns:wpg="http://schemas.microsoft.com/office/word/2010/wordprocessingGroup" xmlns:wpi="http://schemas.microsoft.com/office/word/2010/wordprocessingInk" xmlns:wne="http://schemas.microsoft.com/office/word/2006/wordml" xmlns:wps="http://schemas.microsoft.com/office/word/2010/wordprocessingShape" mc:Ignorable="w14 w15 w16se w16cid w16 w16cex w16sdtdh w16sdtfl w16du wp14">
+<w:document xmlns:o="urn:schemas-microsoft-com:office:office" xmlns:r="http://schemas.openxmlformats.org/officeDocument/2006/relationships" xmlns:v="urn:schemas-microsoft-com:vml" xmlns:w="http://schemas.openxmlformats.org/wordprocessingml/2006/main" xmlns:w10="urn:schemas-microsoft-com:office:word" xmlns:wp="http://schemas.openxmlformats.org/drawingml/2006/wordprocessingDrawing" xmlns:wps="http://schemas.microsoft.com/office/word/2010/wordprocessingShape" xmlns:wpg="http://schemas.microsoft.com/office/word/2010/wordprocessingGroup" xmlns:mc="http://schemas.openxmlformats.org/markup-compatibility/2006" xmlns:wp14="http://schemas.microsoft.com/office/word/2010/wordprocessingDrawing" xmlns:w14="http://schemas.microsoft.com/office/word/2010/wordml" xmlns:w15="http://schemas.microsoft.com/office/word/2012/wordml" mc:Ignorable="w14 wp14 w15">
   <w:body>
     <w:p>
       <w:pPr>
-        <w:spacing w:after="20"/>
+        <w:pStyle w:val="Normal"/>
+        <w:spacing w:before="0" w:after="20"/>
         <w:jc w:val="center"/>
+        <w:rPr/>
       </w:pPr>
       <w:r>
         <w:rPr>
@@ -21,8 +23,10 @@
     </w:p>
     <w:p>
       <w:pPr>
-        <w:spacing w:after="60"/>
+        <w:pStyle w:val="Normal"/>
+        <w:spacing w:before="0" w:after="60"/>
         <w:jc w:val="center"/>
+        <w:rPr/>
       </w:pPr>
       <w:r>
         <w:rPr>
@@ -35,8 +39,10 @@
     </w:p>
     <w:p>
       <w:pPr>
-        <w:spacing w:after="40"/>
+        <w:pStyle w:val="Normal"/>
+        <w:spacing w:before="0" w:after="40"/>
         <w:jc w:val="center"/>
+        <w:rPr/>
       </w:pPr>
       <w:r>
         <w:rPr>
@@ -46,10 +52,10 @@
         </w:rPr>
         <w:t xml:space="preserve">Cornwall, UK   |   </w:t>
       </w:r>
-      <w:hyperlink r:id="rId5" w:history="1">
+      <w:hyperlink r:id="rId2">
         <w:r>
           <w:rPr>
-            <w:rStyle w:val="Hyperlink"/>
+            <w:rStyle w:val="InternetLink"/>
             <w:color w:val="2E6DA4"/>
             <w:sz w:val="18"/>
             <w:szCs w:val="18"/>
@@ -65,10 +71,10 @@
         </w:rPr>
         <w:t xml:space="preserve">   |   </w:t>
       </w:r>
-      <w:hyperlink r:id="rId6" w:history="1">
+      <w:hyperlink r:id="rId3">
         <w:r>
           <w:rPr>
-            <w:rStyle w:val="Hyperlink"/>
+            <w:rStyle w:val="InternetLink"/>
             <w:color w:val="2E6DA4"/>
             <w:sz w:val="18"/>
             <w:szCs w:val="18"/>
@@ -79,16 +85,18 @@
     </w:p>
     <w:p>
       <w:pPr>
+        <w:pStyle w:val="Normal"/>
         <w:pBdr>
           <w:bottom w:val="single" w:sz="6" w:space="1" w:color="2E6DA4"/>
         </w:pBdr>
-        <w:spacing w:after="60"/>
+        <w:spacing w:before="0" w:after="60"/>
         <w:jc w:val="center"/>
-      </w:pPr>
-      <w:hyperlink r:id="rId7" w:history="1">
+        <w:rPr/>
+      </w:pPr>
+      <w:hyperlink r:id="rId4">
         <w:r>
           <w:rPr>
-            <w:rStyle w:val="Hyperlink"/>
+            <w:rStyle w:val="InternetLink"/>
             <w:color w:val="2E6DA4"/>
             <w:sz w:val="18"/>
             <w:szCs w:val="18"/>
@@ -104,10 +112,10 @@
         </w:rPr>
         <w:t xml:space="preserve">   |   </w:t>
       </w:r>
-      <w:hyperlink r:id="rId8" w:history="1">
+      <w:hyperlink r:id="rId5">
         <w:r>
           <w:rPr>
-            <w:rStyle w:val="Hyperlink"/>
+            <w:rStyle w:val="InternetLink"/>
             <w:color w:val="2E6DA4"/>
             <w:sz w:val="18"/>
             <w:szCs w:val="18"/>
@@ -118,10 +126,12 @@
     </w:p>
     <w:p>
       <w:pPr>
+        <w:pStyle w:val="Normal"/>
         <w:pBdr>
           <w:bottom w:val="single" w:sz="6" w:space="1" w:color="2E6DA4"/>
         </w:pBdr>
         <w:spacing w:before="170" w:after="80"/>
+        <w:rPr/>
       </w:pPr>
       <w:r>
         <w:rPr>
@@ -137,7 +147,9 @@
     </w:p>
     <w:p>
       <w:pPr>
-        <w:spacing w:after="40"/>
+        <w:pStyle w:val="Normal"/>
+        <w:spacing w:before="0" w:after="40"/>
+        <w:rPr/>
       </w:pPr>
       <w:r>
         <w:rPr>
@@ -148,10 +160,12 @@
     </w:p>
     <w:p>
       <w:pPr>
+        <w:pStyle w:val="Normal"/>
         <w:pBdr>
           <w:bottom w:val="single" w:sz="6" w:space="1" w:color="2E6DA4"/>
         </w:pBdr>
         <w:spacing w:before="170" w:after="80"/>
+        <w:rPr/>
       </w:pPr>
       <w:r>
         <w:rPr>
@@ -167,10 +181,13 @@
     </w:p>
     <w:p>
       <w:pPr>
-        <w:tabs>
-          <w:tab w:val="right" w:pos="9026"/>
+        <w:pStyle w:val="Normal"/>
+        <w:tabs>
+          <w:tab w:val="clear" w:pos="720"/>
+          <w:tab w:val="right" w:pos="9026" w:leader="none"/>
         </w:tabs>
         <w:spacing w:before="100" w:after="10"/>
+        <w:rPr/>
       </w:pPr>
       <w:r>
         <w:rPr>
@@ -204,7 +221,9 @@
     </w:p>
     <w:p>
       <w:pPr>
-        <w:spacing w:after="20"/>
+        <w:pStyle w:val="Normal"/>
+        <w:spacing w:before="0" w:after="20"/>
+        <w:rPr/>
       </w:pPr>
       <w:r>
         <w:rPr>
@@ -222,9 +241,10 @@
         <w:pStyle w:val="ListParagraph"/>
         <w:numPr>
           <w:ilvl w:val="0"/>
-          <w:numId w:val="2"/>
+          <w:numId w:val="3"/>
         </w:numPr>
-        <w:spacing w:after="20"/>
+        <w:spacing w:before="0" w:after="20"/>
+        <w:rPr/>
       </w:pPr>
       <w:r>
         <w:rPr>
@@ -249,10 +269,13 @@
     </w:p>
     <w:p>
       <w:pPr>
-        <w:tabs>
-          <w:tab w:val="right" w:pos="9026"/>
+        <w:pStyle w:val="Normal"/>
+        <w:tabs>
+          <w:tab w:val="clear" w:pos="720"/>
+          <w:tab w:val="right" w:pos="9026" w:leader="none"/>
         </w:tabs>
         <w:spacing w:before="100" w:after="10"/>
+        <w:rPr/>
       </w:pPr>
       <w:r>
         <w:rPr>
@@ -286,7 +309,9 @@
     </w:p>
     <w:p>
       <w:pPr>
-        <w:spacing w:after="20"/>
+        <w:pStyle w:val="Normal"/>
+        <w:spacing w:before="0" w:after="20"/>
+        <w:rPr/>
       </w:pPr>
       <w:r>
         <w:rPr>
@@ -304,9 +329,10 @@
         <w:pStyle w:val="ListParagraph"/>
         <w:numPr>
           <w:ilvl w:val="0"/>
-          <w:numId w:val="2"/>
+          <w:numId w:val="1"/>
         </w:numPr>
-        <w:spacing w:after="20"/>
+        <w:spacing w:before="0" w:after="20"/>
+        <w:rPr/>
       </w:pPr>
       <w:r>
         <w:rPr>
@@ -317,10 +343,12 @@
     </w:p>
     <w:p>
       <w:pPr>
+        <w:pStyle w:val="Normal"/>
         <w:pBdr>
           <w:bottom w:val="single" w:sz="6" w:space="1" w:color="2E6DA4"/>
         </w:pBdr>
         <w:spacing w:before="170" w:after="80"/>
+        <w:rPr/>
       </w:pPr>
       <w:r>
         <w:rPr>
@@ -336,10 +364,13 @@
     </w:p>
     <w:p>
       <w:pPr>
-        <w:tabs>
-          <w:tab w:val="right" w:pos="9026"/>
+        <w:pStyle w:val="Normal"/>
+        <w:tabs>
+          <w:tab w:val="clear" w:pos="720"/>
+          <w:tab w:val="right" w:pos="9026" w:leader="none"/>
         </w:tabs>
         <w:spacing w:before="100" w:after="10"/>
+        <w:rPr/>
       </w:pPr>
       <w:r>
         <w:rPr>
@@ -365,7 +396,9 @@
     </w:p>
     <w:p>
       <w:pPr>
-        <w:spacing w:after="20"/>
+        <w:pStyle w:val="Normal"/>
+        <w:spacing w:before="0" w:after="20"/>
+        <w:rPr/>
       </w:pPr>
       <w:r>
         <w:rPr>
@@ -383,9 +416,10 @@
         <w:pStyle w:val="ListParagraph"/>
         <w:numPr>
           <w:ilvl w:val="0"/>
-          <w:numId w:val="2"/>
+          <w:numId w:val="1"/>
         </w:numPr>
-        <w:spacing w:after="20"/>
+        <w:spacing w:before="0" w:after="20"/>
+        <w:rPr/>
       </w:pPr>
       <w:r>
         <w:rPr>
@@ -399,9 +433,10 @@
         <w:pStyle w:val="ListParagraph"/>
         <w:numPr>
           <w:ilvl w:val="0"/>
-          <w:numId w:val="2"/>
+          <w:numId w:val="1"/>
         </w:numPr>
-        <w:spacing w:after="20"/>
+        <w:spacing w:before="0" w:after="20"/>
+        <w:rPr/>
       </w:pPr>
       <w:r>
         <w:rPr>
@@ -415,9 +450,10 @@
         <w:pStyle w:val="ListParagraph"/>
         <w:numPr>
           <w:ilvl w:val="0"/>
-          <w:numId w:val="2"/>
+          <w:numId w:val="1"/>
         </w:numPr>
-        <w:spacing w:after="20"/>
+        <w:spacing w:before="0" w:after="20"/>
+        <w:rPr/>
       </w:pPr>
       <w:r>
         <w:rPr>
@@ -442,10 +478,13 @@
     </w:p>
     <w:p>
       <w:pPr>
-        <w:tabs>
-          <w:tab w:val="right" w:pos="9026"/>
+        <w:pStyle w:val="Normal"/>
+        <w:tabs>
+          <w:tab w:val="clear" w:pos="720"/>
+          <w:tab w:val="right" w:pos="9026" w:leader="none"/>
         </w:tabs>
         <w:spacing w:before="100" w:after="10"/>
+        <w:rPr/>
       </w:pPr>
       <w:r>
         <w:rPr>
@@ -471,7 +510,9 @@
     </w:p>
     <w:p>
       <w:pPr>
-        <w:spacing w:after="20"/>
+        <w:pStyle w:val="Normal"/>
+        <w:spacing w:before="0" w:after="20"/>
+        <w:rPr/>
       </w:pPr>
       <w:r>
         <w:rPr>
@@ -489,9 +530,10 @@
         <w:pStyle w:val="ListParagraph"/>
         <w:numPr>
           <w:ilvl w:val="0"/>
-          <w:numId w:val="2"/>
+          <w:numId w:val="1"/>
         </w:numPr>
-        <w:spacing w:after="20"/>
+        <w:spacing w:before="0" w:after="20"/>
+        <w:rPr/>
       </w:pPr>
       <w:r>
         <w:rPr>
@@ -505,9 +547,10 @@
         <w:pStyle w:val="ListParagraph"/>
         <w:numPr>
           <w:ilvl w:val="0"/>
-          <w:numId w:val="2"/>
+          <w:numId w:val="1"/>
         </w:numPr>
-        <w:spacing w:after="20"/>
+        <w:spacing w:before="0" w:after="20"/>
+        <w:rPr/>
       </w:pPr>
       <w:r>
         <w:rPr>
@@ -521,9 +564,10 @@
         <w:pStyle w:val="ListParagraph"/>
         <w:numPr>
           <w:ilvl w:val="0"/>
-          <w:numId w:val="2"/>
+          <w:numId w:val="1"/>
         </w:numPr>
-        <w:spacing w:after="20"/>
+        <w:spacing w:before="0" w:after="20"/>
+        <w:rPr/>
       </w:pPr>
       <w:r>
         <w:rPr>
@@ -548,10 +592,13 @@
     </w:p>
     <w:p>
       <w:pPr>
-        <w:tabs>
-          <w:tab w:val="right" w:pos="9026"/>
+        <w:pStyle w:val="Normal"/>
+        <w:tabs>
+          <w:tab w:val="clear" w:pos="720"/>
+          <w:tab w:val="right" w:pos="9026" w:leader="none"/>
         </w:tabs>
         <w:spacing w:before="100" w:after="10"/>
+        <w:rPr/>
       </w:pPr>
       <w:r>
         <w:rPr>
@@ -577,7 +624,9 @@
     </w:p>
     <w:p>
       <w:pPr>
-        <w:spacing w:after="20"/>
+        <w:pStyle w:val="Normal"/>
+        <w:spacing w:before="0" w:after="20"/>
+        <w:rPr/>
       </w:pPr>
       <w:r>
         <w:rPr>
@@ -595,9 +644,10 @@
         <w:pStyle w:val="ListParagraph"/>
         <w:numPr>
           <w:ilvl w:val="0"/>
-          <w:numId w:val="2"/>
+          <w:numId w:val="1"/>
         </w:numPr>
-        <w:spacing w:after="20"/>
+        <w:spacing w:before="0" w:after="20"/>
+        <w:rPr/>
       </w:pPr>
       <w:r>
         <w:rPr>
@@ -608,10 +658,12 @@
     </w:p>
     <w:p>
       <w:pPr>
+        <w:pStyle w:val="Normal"/>
         <w:pBdr>
           <w:bottom w:val="single" w:sz="6" w:space="1" w:color="2E6DA4"/>
         </w:pBdr>
         <w:spacing w:before="170" w:after="80"/>
+        <w:rPr/>
       </w:pPr>
       <w:r>
         <w:rPr>
@@ -627,10 +679,13 @@
     </w:p>
     <w:p>
       <w:pPr>
-        <w:tabs>
-          <w:tab w:val="right" w:pos="9026"/>
+        <w:pStyle w:val="Normal"/>
+        <w:tabs>
+          <w:tab w:val="clear" w:pos="720"/>
+          <w:tab w:val="right" w:pos="9026" w:leader="none"/>
         </w:tabs>
         <w:spacing w:before="100" w:after="10"/>
+        <w:rPr/>
       </w:pPr>
       <w:r>
         <w:rPr>
@@ -664,7 +719,9 @@
     </w:p>
     <w:p>
       <w:pPr>
-        <w:spacing w:after="20"/>
+        <w:pStyle w:val="Normal"/>
+        <w:spacing w:before="0" w:after="20"/>
+        <w:rPr/>
       </w:pPr>
       <w:r>
         <w:rPr>
@@ -682,9 +739,10 @@
         <w:pStyle w:val="ListParagraph"/>
         <w:numPr>
           <w:ilvl w:val="0"/>
-          <w:numId w:val="2"/>
+          <w:numId w:val="1"/>
         </w:numPr>
-        <w:spacing w:after="20"/>
+        <w:spacing w:before="0" w:after="20"/>
+        <w:rPr/>
       </w:pPr>
       <w:r>
         <w:rPr>
@@ -695,10 +753,12 @@
     </w:p>
     <w:p>
       <w:pPr>
+        <w:pStyle w:val="Normal"/>
         <w:pBdr>
           <w:bottom w:val="single" w:sz="6" w:space="1" w:color="2E6DA4"/>
         </w:pBdr>
         <w:spacing w:before="170" w:after="80"/>
+        <w:rPr/>
       </w:pPr>
       <w:r>
         <w:rPr>
@@ -714,7 +774,9 @@
     </w:p>
     <w:p>
       <w:pPr>
-        <w:spacing w:after="30"/>
+        <w:pStyle w:val="Normal"/>
+        <w:spacing w:before="0" w:after="30"/>
+        <w:rPr/>
       </w:pPr>
       <w:r>
         <w:rPr>
@@ -733,7 +795,9 @@
     </w:p>
     <w:p>
       <w:pPr>
-        <w:spacing w:after="30"/>
+        <w:pStyle w:val="Normal"/>
+        <w:spacing w:before="0" w:after="30"/>
+        <w:rPr/>
       </w:pPr>
       <w:r>
         <w:rPr>
@@ -747,12 +811,14 @@
         <w:rPr>
           <w:color w:val="444444"/>
         </w:rPr>
-        <w:t>Stable Diffusion / ComfyUI, LLM &amp; cloud APIs, ffmpeg, Whisper, Git, IntelliJ IDEA, Replit, Blender, 3D printing.</w:t>
-      </w:r>
-    </w:p>
-    <w:p>
-      <w:pPr>
-        <w:spacing w:after="30"/>
+        <w:t>Stable Diffusion / ComfyUI, LLM &amp; cloud APIs, ffmpeg, Whisper, Git, Blender, 3D printing.</w:t>
+      </w:r>
+    </w:p>
+    <w:p>
+      <w:pPr>
+        <w:pStyle w:val="Normal"/>
+        <w:spacing w:before="0" w:after="30"/>
+        <w:rPr/>
       </w:pPr>
       <w:r>
         <w:rPr>
@@ -770,165 +836,268 @@
       </w:r>
     </w:p>
     <w:sectPr>
+      <w:type w:val="nextPage"/>
       <w:pgSz w:w="12240" w:h="15840"/>
-      <w:pgMar w:top="560" w:right="850" w:bottom="500" w:left="850" w:header="708" w:footer="708" w:gutter="0"/>
-      <w:cols w:space="720"/>
-      <w:docGrid w:linePitch="360"/>
+      <w:pgMar w:left="850" w:right="850" w:gutter="0" w:header="0" w:top="560" w:footer="0" w:bottom="500"/>
+      <w:pgNumType w:fmt="decimal"/>
+      <w:formProt w:val="false"/>
+      <w:textDirection w:val="lrTb"/>
+      <w:docGrid w:type="default" w:linePitch="360" w:charSpace="8192"/>
     </w:sectPr>
   </w:body>
 </w:document>
 </file>
 
 <file path=word/numbering.xml><?xml version="1.0" encoding="utf-8"?>
-<w:numbering xmlns:wpc="http://schemas.microsoft.com/office/word/2010/wordprocessingCanvas" xmlns:cx="http://schemas.microsoft.com/office/drawing/2014/chartex" xmlns:cx1="http://schemas.microsoft.com/office/drawing/2015/9/8/chartex" xmlns:cx2="http://schemas.microsoft.com/office/drawing/2015/10/21/chartex" xmlns:cx3="http://schemas.microsoft.com/office/drawing/2016/5/9/chartex" xmlns:cx4="http://schemas.microsoft.com/office/drawing/2016/5/10/chartex" xmlns:cx5="http://schemas.microsoft.com/office/drawing/2016/5/11/chartex" xmlns:cx6="http://schemas.microsoft.com/office/drawing/2016/5/12/chartex" xmlns:cx7="http://schemas.microsoft.com/office/drawing/2016/5/13/chartex" xmlns:cx8="http://schemas.microsoft.com/office/drawing/2016/5/14/chartex" xmlns:mc="http://schemas.openxmlformats.org/markup-compatibility/2006" xmlns:aink="http://schemas.microsoft.com/office/drawing/2016/ink" xmlns:am3d="http://schemas.microsoft.com/office/drawing/2017/model3d" xmlns:o="urn:schemas-microsoft-com:office:office" xmlns:oel="http://schemas.microsoft.com/office/2019/extlst" xmlns:r="http://schemas.openxmlformats.org/officeDocument/2006/relationships" xmlns:m="http://schemas.openxmlformats.org/officeDocument/2006/math" xmlns:v="urn:schemas-microsoft-com:vml" xmlns:wp14="http://schemas.microsoft.com/office/word/2010/wordprocessingDrawing" xmlns:wp="http://schemas.openxmlformats.org/drawingml/2006/wordprocessingDrawing" xmlns:w10="urn:schemas-microsoft-com:office:word" xmlns:w="http://schemas.openxmlformats.org/wordprocessingml/2006/main" xmlns:w14="http://schemas.microsoft.com/office/word/2010/wordml" xmlns:w15="http://schemas.microsoft.com/office/word/2012/wordml" xmlns:w16cex="http://schemas.microsoft.com/office/word/2018/wordml/cex" xmlns:w16cid="http://schemas.microsoft.com/office/word/2016/wordml/cid" xmlns:w16="http://schemas.microsoft.com/office/word/2018/wordml" xmlns:w16du="http://schemas.microsoft.com/office/word/2023/wordml/word16du" xmlns:w16sdtdh="http://schemas.microsoft.com/office/word/2020/wordml/sdtdatahash" xmlns:w16sdtfl="http://schemas.microsoft.com/office/word/2024/wordml/sdtformatlock" xmlns:w16se="http://schemas.microsoft.com/office/word/2015/wordml/symex" xmlns:wpg="http://schemas.microsoft.com/office/word/2010/wordprocessingGroup" xmlns:wpi="http://schemas.microsoft.com/office/word/2010/wordprocessingInk" xmlns:wne="http://schemas.microsoft.com/office/word/2006/wordml" xmlns:wps="http://schemas.microsoft.com/office/word/2010/wordprocessingShape" mc:Ignorable="w14 w15 w16se w16cid w16 w16cex w16sdtdh w16sdtfl w16du wp14">
-  <w:abstractNum w:abstractNumId="0" w15:restartNumberingAfterBreak="0">
-    <w:nsid w:val="32A80AEA"/>
-    <w:multiLevelType w:val="hybridMultilevel"/>
-    <w:tmpl w:val="BC1E436A"/>
-    <w:lvl w:ilvl="0" w:tplc="A4B0A55C">
+<w:numbering xmlns:w="http://schemas.openxmlformats.org/wordprocessingml/2006/main" xmlns:o="urn:schemas-microsoft-com:office:office" xmlns:r="http://schemas.openxmlformats.org/officeDocument/2006/relationships" xmlns:v="urn:schemas-microsoft-com:vml" xmlns:mc="http://schemas.openxmlformats.org/markup-compatibility/2006" xmlns:w14="http://schemas.microsoft.com/office/word/2010/wordml" mc:Ignorable="w14">
+  <w:abstractNum w:abstractNumId="1">
+    <w:lvl w:ilvl="0">
       <w:start w:val="1"/>
       <w:numFmt w:val="bullet"/>
-      <w:lvlText w:val="•"/>
+      <w:lvlText w:val=""/>
       <w:lvlJc w:val="left"/>
       <w:pPr>
+        <w:tabs>
+          <w:tab w:val="num" w:pos="0"/>
+        </w:tabs>
         <w:ind w:left="260" w:hanging="180"/>
       </w:pPr>
+      <w:rPr>
+        <w:rFonts w:ascii="Symbol" w:hAnsi="Symbol" w:cs="Symbol" w:hint="default"/>
+      </w:rPr>
     </w:lvl>
-    <w:lvl w:ilvl="1" w:tplc="5DF4D7DA">
+    <w:lvl w:ilvl="1">
+      <w:start w:val="0"/>
       <w:numFmt w:val="decimal"/>
       <w:lvlText w:val=""/>
       <w:lvlJc w:val="left"/>
+      <w:pPr>
+        <w:tabs>
+          <w:tab w:val="num" w:pos="0"/>
+        </w:tabs>
+        <w:ind w:left="0" w:hanging="0"/>
+      </w:pPr>
+      <w:rPr/>
     </w:lvl>
-    <w:lvl w:ilvl="2" w:tplc="8092E9A4">
+    <w:lvl w:ilvl="2">
+      <w:start w:val="0"/>
       <w:numFmt w:val="decimal"/>
       <w:lvlText w:val=""/>
       <w:lvlJc w:val="left"/>
+      <w:pPr>
+        <w:tabs>
+          <w:tab w:val="num" w:pos="0"/>
+        </w:tabs>
+        <w:ind w:left="0" w:hanging="0"/>
+      </w:pPr>
+      <w:rPr/>
     </w:lvl>
-    <w:lvl w:ilvl="3" w:tplc="DC6A81F0">
+    <w:lvl w:ilvl="3">
+      <w:start w:val="0"/>
       <w:numFmt w:val="decimal"/>
       <w:lvlText w:val=""/>
       <w:lvlJc w:val="left"/>
+      <w:pPr>
+        <w:tabs>
+          <w:tab w:val="num" w:pos="0"/>
+        </w:tabs>
+        <w:ind w:left="0" w:hanging="0"/>
+      </w:pPr>
+      <w:rPr/>
     </w:lvl>
-    <w:lvl w:ilvl="4" w:tplc="5DD2B614">
+    <w:lvl w:ilvl="4">
+      <w:start w:val="0"/>
       <w:numFmt w:val="decimal"/>
       <w:lvlText w:val=""/>
       <w:lvlJc w:val="left"/>
+      <w:pPr>
+        <w:tabs>
+          <w:tab w:val="num" w:pos="0"/>
+        </w:tabs>
+        <w:ind w:left="0" w:hanging="0"/>
+      </w:pPr>
+      <w:rPr/>
     </w:lvl>
-    <w:lvl w:ilvl="5" w:tplc="9564BC3A">
+    <w:lvl w:ilvl="5">
+      <w:start w:val="0"/>
       <w:numFmt w:val="decimal"/>
       <w:lvlText w:val=""/>
       <w:lvlJc w:val="left"/>
+      <w:pPr>
+        <w:tabs>
+          <w:tab w:val="num" w:pos="0"/>
+        </w:tabs>
+        <w:ind w:left="0" w:hanging="0"/>
+      </w:pPr>
+      <w:rPr/>
     </w:lvl>
-    <w:lvl w:ilvl="6" w:tplc="AF5E1466">
+    <w:lvl w:ilvl="6">
+      <w:start w:val="0"/>
       <w:numFmt w:val="decimal"/>
       <w:lvlText w:val=""/>
       <w:lvlJc w:val="left"/>
+      <w:pPr>
+        <w:tabs>
+          <w:tab w:val="num" w:pos="0"/>
+        </w:tabs>
+        <w:ind w:left="0" w:hanging="0"/>
+      </w:pPr>
+      <w:rPr/>
     </w:lvl>
-    <w:lvl w:ilvl="7" w:tplc="FE326A8A">
+    <w:lvl w:ilvl="7">
+      <w:start w:val="0"/>
       <w:numFmt w:val="decimal"/>
       <w:lvlText w:val=""/>
       <w:lvlJc w:val="left"/>
+      <w:pPr>
+        <w:tabs>
+          <w:tab w:val="num" w:pos="0"/>
+        </w:tabs>
+        <w:ind w:left="0" w:hanging="0"/>
+      </w:pPr>
+      <w:rPr/>
     </w:lvl>
-    <w:lvl w:ilvl="8" w:tplc="B238B780">
+    <w:lvl w:ilvl="8">
+      <w:start w:val="0"/>
       <w:numFmt w:val="decimal"/>
       <w:lvlText w:val=""/>
       <w:lvlJc w:val="left"/>
+      <w:pPr>
+        <w:tabs>
+          <w:tab w:val="num" w:pos="0"/>
+        </w:tabs>
+        <w:ind w:left="0" w:hanging="0"/>
+      </w:pPr>
+      <w:rPr/>
     </w:lvl>
   </w:abstractNum>
-  <w:abstractNum w:abstractNumId="1" w15:restartNumberingAfterBreak="0">
-    <w:nsid w:val="752D15F5"/>
-    <w:multiLevelType w:val="hybridMultilevel"/>
-    <w:tmpl w:val="F8185DE2"/>
-    <w:lvl w:ilvl="0" w:tplc="38BE2E4C">
+  <w:abstractNum w:abstractNumId="2">
+    <w:lvl w:ilvl="0">
       <w:start w:val="1"/>
-      <w:numFmt w:val="bullet"/>
-      <w:lvlText w:val="●"/>
+      <w:numFmt w:val="none"/>
+      <w:suff w:val="nothing"/>
+      <w:lvlText w:val=""/>
       <w:lvlJc w:val="left"/>
       <w:pPr>
-        <w:ind w:left="720" w:hanging="360"/>
+        <w:tabs>
+          <w:tab w:val="num" w:pos="0"/>
+        </w:tabs>
+        <w:ind w:left="0" w:hanging="0"/>
       </w:pPr>
     </w:lvl>
-    <w:lvl w:ilvl="1" w:tplc="6278FF80">
+    <w:lvl w:ilvl="1">
       <w:start w:val="1"/>
-      <w:numFmt w:val="bullet"/>
-      <w:lvlText w:val="○"/>
+      <w:numFmt w:val="none"/>
+      <w:suff w:val="nothing"/>
+      <w:lvlText w:val=""/>
       <w:lvlJc w:val="left"/>
       <w:pPr>
-        <w:ind w:left="1440" w:hanging="360"/>
+        <w:tabs>
+          <w:tab w:val="num" w:pos="0"/>
+        </w:tabs>
+        <w:ind w:left="0" w:hanging="0"/>
       </w:pPr>
     </w:lvl>
-    <w:lvl w:ilvl="2" w:tplc="5AA86542">
+    <w:lvl w:ilvl="2">
       <w:start w:val="1"/>
-      <w:numFmt w:val="bullet"/>
-      <w:lvlText w:val="■"/>
+      <w:numFmt w:val="none"/>
+      <w:suff w:val="nothing"/>
+      <w:lvlText w:val=""/>
       <w:lvlJc w:val="left"/>
       <w:pPr>
-        <w:ind w:left="2160" w:hanging="360"/>
+        <w:tabs>
+          <w:tab w:val="num" w:pos="0"/>
+        </w:tabs>
+        <w:ind w:left="0" w:hanging="0"/>
       </w:pPr>
     </w:lvl>
-    <w:lvl w:ilvl="3" w:tplc="2B500344">
+    <w:lvl w:ilvl="3">
       <w:start w:val="1"/>
-      <w:numFmt w:val="bullet"/>
-      <w:lvlText w:val="●"/>
+      <w:numFmt w:val="none"/>
+      <w:suff w:val="nothing"/>
+      <w:lvlText w:val=""/>
       <w:lvlJc w:val="left"/>
       <w:pPr>
-        <w:ind w:left="2880" w:hanging="360"/>
+        <w:tabs>
+          <w:tab w:val="num" w:pos="0"/>
+        </w:tabs>
+        <w:ind w:left="0" w:hanging="0"/>
       </w:pPr>
     </w:lvl>
-    <w:lvl w:ilvl="4" w:tplc="969428D4">
+    <w:lvl w:ilvl="4">
       <w:start w:val="1"/>
-      <w:numFmt w:val="bullet"/>
-      <w:lvlText w:val="○"/>
+      <w:numFmt w:val="none"/>
+      <w:suff w:val="nothing"/>
+      <w:lvlText w:val=""/>
       <w:lvlJc w:val="left"/>
       <w:pPr>
-        <w:ind w:left="3600" w:hanging="360"/>
+        <w:tabs>
+          <w:tab w:val="num" w:pos="0"/>
+        </w:tabs>
+        <w:ind w:left="0" w:hanging="0"/>
       </w:pPr>
     </w:lvl>
-    <w:lvl w:ilvl="5" w:tplc="9716CF9E">
+    <w:lvl w:ilvl="5">
       <w:start w:val="1"/>
-      <w:numFmt w:val="bullet"/>
-      <w:lvlText w:val="■"/>
+      <w:numFmt w:val="none"/>
+      <w:suff w:val="nothing"/>
+      <w:lvlText w:val=""/>
       <w:lvlJc w:val="left"/>
       <w:pPr>
-        <w:ind w:left="4320" w:hanging="360"/>
+        <w:tabs>
+          <w:tab w:val="num" w:pos="0"/>
+        </w:tabs>
+        <w:ind w:left="0" w:hanging="0"/>
       </w:pPr>
     </w:lvl>
-    <w:lvl w:ilvl="6" w:tplc="8152CD9E">
+    <w:lvl w:ilvl="6">
       <w:start w:val="1"/>
-      <w:numFmt w:val="bullet"/>
-      <w:lvlText w:val="●"/>
+      <w:numFmt w:val="none"/>
+      <w:suff w:val="nothing"/>
+      <w:lvlText w:val=""/>
       <w:lvlJc w:val="left"/>
       <w:pPr>
-        <w:ind w:left="5040" w:hanging="360"/>
+        <w:tabs>
+          <w:tab w:val="num" w:pos="0"/>
+        </w:tabs>
+        <w:ind w:left="0" w:hanging="0"/>
       </w:pPr>
     </w:lvl>
-    <w:lvl w:ilvl="7" w:tplc="BFB06226">
+    <w:lvl w:ilvl="7">
       <w:start w:val="1"/>
-      <w:numFmt w:val="bullet"/>
-      <w:lvlText w:val="●"/>
+      <w:numFmt w:val="none"/>
+      <w:suff w:val="nothing"/>
+      <w:lvlText w:val=""/>
       <w:lvlJc w:val="left"/>
       <w:pPr>
-        <w:ind w:left="5760" w:hanging="360"/>
+        <w:tabs>
+          <w:tab w:val="num" w:pos="0"/>
+        </w:tabs>
+        <w:ind w:left="0" w:hanging="0"/>
       </w:pPr>
     </w:lvl>
-    <w:lvl w:ilvl="8" w:tplc="A92A4B24">
+    <w:lvl w:ilvl="8">
       <w:start w:val="1"/>
-      <w:numFmt w:val="bullet"/>
-      <w:lvlText w:val="●"/>
+      <w:numFmt w:val="none"/>
+      <w:suff w:val="nothing"/>
+      <w:lvlText w:val=""/>
       <w:lvlJc w:val="left"/>
       <w:pPr>
-        <w:ind w:left="6480" w:hanging="360"/>
+        <w:tabs>
+          <w:tab w:val="num" w:pos="0"/>
+        </w:tabs>
+        <w:ind w:left="0" w:hanging="0"/>
       </w:pPr>
     </w:lvl>
   </w:abstractNum>
-  <w:num w:numId="1" w16cid:durableId="1703044693">
+  <w:num w:numId="1">
     <w:abstractNumId w:val="1"/>
-    <w:lvlOverride w:ilvl="0">
-      <w:startOverride w:val="1"/>
-    </w:lvlOverride>
   </w:num>
-  <w:num w:numId="2" w16cid:durableId="100539184">
-    <w:abstractNumId w:val="0"/>
+  <w:num w:numId="2">
+    <w:abstractNumId w:val="2"/>
+  </w:num>
+  <w:num w:numId="3">
+    <w:abstractNumId w:val="1"/>
     <w:lvlOverride w:ilvl="0">
       <w:startOverride w:val="1"/>
     </w:lvlOverride>
@@ -937,27 +1106,31 @@
 </file>
 
 <file path=word/styles.xml><?xml version="1.0" encoding="utf-8"?>
-<w:styles xmlns:mc="http://schemas.openxmlformats.org/markup-compatibility/2006" xmlns:r="http://schemas.openxmlformats.org/officeDocument/2006/relationships" xmlns:w="http://schemas.openxmlformats.org/wordprocessingml/2006/main" xmlns:w14="http://schemas.microsoft.com/office/word/2010/wordml" xmlns:w15="http://schemas.microsoft.com/office/word/2012/wordml" xmlns:w16cex="http://schemas.microsoft.com/office/word/2018/wordml/cex" xmlns:w16cid="http://schemas.microsoft.com/office/word/2016/wordml/cid" xmlns:w16="http://schemas.microsoft.com/office/word/2018/wordml" xmlns:w16du="http://schemas.microsoft.com/office/word/2023/wordml/word16du" xmlns:w16sdtdh="http://schemas.microsoft.com/office/word/2020/wordml/sdtdatahash" xmlns:w16sdtfl="http://schemas.microsoft.com/office/word/2024/wordml/sdtformatlock" xmlns:w16se="http://schemas.microsoft.com/office/word/2015/wordml/symex" mc:Ignorable="w14 w15 w16se w16cid w16 w16cex w16sdtdh w16sdtfl w16du">
+<w:styles xmlns:w="http://schemas.openxmlformats.org/wordprocessingml/2006/main" xmlns:w14="http://schemas.microsoft.com/office/word/2010/wordml" xmlns:mc="http://schemas.openxmlformats.org/markup-compatibility/2006" mc:Ignorable="w14">
   <w:docDefaults>
     <w:rPrDefault>
       <w:rPr>
-        <w:rFonts w:ascii="Calibri" w:eastAsia="Calibri" w:hAnsi="Calibri" w:cs="Calibri"/>
+        <w:rFonts w:ascii="Calibri" w:hAnsi="Calibri" w:eastAsia="Calibri" w:cs="Calibri"/>
         <w:lang w:val="en-GB" w:eastAsia="en-GB" w:bidi="ar-SA"/>
       </w:rPr>
     </w:rPrDefault>
-    <w:pPrDefault/>
+    <w:pPrDefault>
+      <w:pPr>
+        <w:suppressAutoHyphens w:val="true"/>
+      </w:pPr>
+    </w:pPrDefault>
   </w:docDefaults>
   <w:latentStyles w:defLockedState="0" w:defUIPriority="99" w:defSemiHidden="0" w:defUnhideWhenUsed="0" w:defQFormat="0" w:count="376">
     <w:lsdException w:name="Normal" w:uiPriority="0" w:qFormat="1"/>
     <w:lsdException w:name="heading 1" w:uiPriority="9" w:qFormat="1"/>
-    <w:lsdException w:name="heading 2" w:semiHidden="1" w:uiPriority="9" w:unhideWhenUsed="1" w:qFormat="1"/>
-    <w:lsdException w:name="heading 3" w:semiHidden="1" w:uiPriority="9" w:unhideWhenUsed="1" w:qFormat="1"/>
-    <w:lsdException w:name="heading 4" w:semiHidden="1" w:uiPriority="9" w:unhideWhenUsed="1" w:qFormat="1"/>
-    <w:lsdException w:name="heading 5" w:semiHidden="1" w:uiPriority="9" w:unhideWhenUsed="1" w:qFormat="1"/>
-    <w:lsdException w:name="heading 6" w:semiHidden="1" w:uiPriority="9" w:unhideWhenUsed="1" w:qFormat="1"/>
-    <w:lsdException w:name="heading 7" w:semiHidden="1" w:uiPriority="9" w:unhideWhenUsed="1" w:qFormat="1"/>
-    <w:lsdException w:name="heading 8" w:semiHidden="1" w:uiPriority="9" w:unhideWhenUsed="1" w:qFormat="1"/>
-    <w:lsdException w:name="heading 9" w:semiHidden="1" w:uiPriority="9" w:unhideWhenUsed="1" w:qFormat="1"/>
+    <w:lsdException w:name="heading 2" w:uiPriority="9" w:semiHidden="1" w:unhideWhenUsed="1" w:qFormat="1"/>
+    <w:lsdException w:name="heading 3" w:uiPriority="9" w:semiHidden="1" w:unhideWhenUsed="1" w:qFormat="1"/>
+    <w:lsdException w:name="heading 4" w:uiPriority="9" w:semiHidden="1" w:unhideWhenUsed="1" w:qFormat="1"/>
+    <w:lsdException w:name="heading 5" w:uiPriority="9" w:semiHidden="1" w:unhideWhenUsed="1" w:qFormat="1"/>
+    <w:lsdException w:name="heading 6" w:uiPriority="9" w:semiHidden="1" w:unhideWhenUsed="1" w:qFormat="1"/>
+    <w:lsdException w:name="heading 7" w:uiPriority="9" w:semiHidden="1" w:unhideWhenUsed="1" w:qFormat="1"/>
+    <w:lsdException w:name="heading 8" w:uiPriority="9" w:semiHidden="1" w:unhideWhenUsed="1" w:qFormat="1"/>
+    <w:lsdException w:name="heading 9" w:uiPriority="9" w:semiHidden="1" w:unhideWhenUsed="1" w:qFormat="1"/>
     <w:lsdException w:name="index 1" w:semiHidden="1" w:unhideWhenUsed="1"/>
     <w:lsdException w:name="index 2" w:semiHidden="1" w:unhideWhenUsed="1"/>
     <w:lsdException w:name="index 3" w:semiHidden="1" w:unhideWhenUsed="1"/>
@@ -967,22 +1140,22 @@
     <w:lsdException w:name="index 7" w:semiHidden="1" w:unhideWhenUsed="1"/>
     <w:lsdException w:name="index 8" w:semiHidden="1" w:unhideWhenUsed="1"/>
     <w:lsdException w:name="index 9" w:semiHidden="1" w:unhideWhenUsed="1"/>
-    <w:lsdException w:name="toc 1" w:semiHidden="1" w:uiPriority="39" w:unhideWhenUsed="1"/>
-    <w:lsdException w:name="toc 2" w:semiHidden="1" w:uiPriority="39" w:unhideWhenUsed="1"/>
-    <w:lsdException w:name="toc 3" w:semiHidden="1" w:uiPriority="39" w:unhideWhenUsed="1"/>
-    <w:lsdException w:name="toc 4" w:semiHidden="1" w:uiPriority="39" w:unhideWhenUsed="1"/>
-    <w:lsdException w:name="toc 5" w:semiHidden="1" w:uiPriority="39" w:unhideWhenUsed="1"/>
-    <w:lsdException w:name="toc 6" w:semiHidden="1" w:uiPriority="39" w:unhideWhenUsed="1"/>
-    <w:lsdException w:name="toc 7" w:semiHidden="1" w:uiPriority="39" w:unhideWhenUsed="1"/>
-    <w:lsdException w:name="toc 8" w:semiHidden="1" w:uiPriority="39" w:unhideWhenUsed="1"/>
-    <w:lsdException w:name="toc 9" w:semiHidden="1" w:uiPriority="39" w:unhideWhenUsed="1"/>
+    <w:lsdException w:name="toc 1" w:uiPriority="39" w:semiHidden="1" w:unhideWhenUsed="1"/>
+    <w:lsdException w:name="toc 2" w:uiPriority="39" w:semiHidden="1" w:unhideWhenUsed="1"/>
+    <w:lsdException w:name="toc 3" w:uiPriority="39" w:semiHidden="1" w:unhideWhenUsed="1"/>
+    <w:lsdException w:name="toc 4" w:uiPriority="39" w:semiHidden="1" w:unhideWhenUsed="1"/>
+    <w:lsdException w:name="toc 5" w:uiPriority="39" w:semiHidden="1" w:unhideWhenUsed="1"/>
+    <w:lsdException w:name="toc 6" w:uiPriority="39" w:semiHidden="1" w:unhideWhenUsed="1"/>
+    <w:lsdException w:name="toc 7" w:uiPriority="39" w:semiHidden="1" w:unhideWhenUsed="1"/>
+    <w:lsdException w:name="toc 8" w:uiPriority="39" w:semiHidden="1" w:unhideWhenUsed="1"/>
+    <w:lsdException w:name="toc 9" w:uiPriority="39" w:semiHidden="1" w:unhideWhenUsed="1"/>
     <w:lsdException w:name="Normal Indent" w:semiHidden="1" w:unhideWhenUsed="1"/>
     <w:lsdException w:name="footnote text" w:semiHidden="1" w:unhideWhenUsed="1"/>
     <w:lsdException w:name="annotation text" w:semiHidden="1" w:unhideWhenUsed="1"/>
     <w:lsdException w:name="header" w:semiHidden="1" w:unhideWhenUsed="1"/>
     <w:lsdException w:name="footer" w:semiHidden="1" w:unhideWhenUsed="1"/>
     <w:lsdException w:name="index heading" w:semiHidden="1" w:unhideWhenUsed="1"/>
-    <w:lsdException w:name="caption" w:semiHidden="1" w:uiPriority="35" w:unhideWhenUsed="1" w:qFormat="1"/>
+    <w:lsdException w:name="caption" w:uiPriority="35" w:semiHidden="1" w:unhideWhenUsed="1" w:qFormat="1"/>
     <w:lsdException w:name="table of figures" w:semiHidden="1" w:unhideWhenUsed="1"/>
     <w:lsdException w:name="envelope address" w:semiHidden="1" w:unhideWhenUsed="1"/>
     <w:lsdException w:name="envelope return" w:semiHidden="1" w:unhideWhenUsed="1"/>
@@ -1013,7 +1186,7 @@
     <w:lsdException w:name="Title" w:uiPriority="10" w:qFormat="1"/>
     <w:lsdException w:name="Closing" w:semiHidden="1" w:unhideWhenUsed="1"/>
     <w:lsdException w:name="Signature" w:semiHidden="1" w:unhideWhenUsed="1"/>
-    <w:lsdException w:name="Default Paragraph Font" w:semiHidden="1" w:uiPriority="1" w:unhideWhenUsed="1"/>
+    <w:lsdException w:name="Default Paragraph Font" w:uiPriority="1" w:semiHidden="1" w:unhideWhenUsed="1"/>
     <w:lsdException w:name="Body Text" w:semiHidden="1" w:unhideWhenUsed="1"/>
     <w:lsdException w:name="Body Text Indent" w:semiHidden="1" w:unhideWhenUsed="1"/>
     <w:lsdException w:name="List Continue" w:semiHidden="1" w:unhideWhenUsed="1"/>
@@ -1213,8 +1386,8 @@
     <w:lsdException w:name="Subtle Reference" w:uiPriority="31" w:qFormat="1"/>
     <w:lsdException w:name="Intense Reference" w:uiPriority="32" w:qFormat="1"/>
     <w:lsdException w:name="Book Title" w:uiPriority="33" w:qFormat="1"/>
-    <w:lsdException w:name="Bibliography" w:semiHidden="1" w:uiPriority="37" w:unhideWhenUsed="1"/>
-    <w:lsdException w:name="TOC Heading" w:semiHidden="1" w:uiPriority="39" w:unhideWhenUsed="1" w:qFormat="1"/>
+    <w:lsdException w:name="Bibliography" w:uiPriority="37" w:semiHidden="1" w:unhideWhenUsed="1"/>
+    <w:lsdException w:name="TOC Heading" w:uiPriority="39" w:semiHidden="1" w:unhideWhenUsed="1" w:qFormat="1"/>
     <w:lsdException w:name="Plain Table 1" w:uiPriority="41"/>
     <w:lsdException w:name="Plain Table 2" w:uiPriority="42"/>
     <w:lsdException w:name="Plain Table 3" w:uiPriority="43"/>
@@ -1325,99 +1498,393 @@
     <w:lsdException w:name="Unresolved Mention" w:semiHidden="1" w:unhideWhenUsed="1"/>
     <w:lsdException w:name="Smart Link" w:semiHidden="1" w:unhideWhenUsed="1"/>
   </w:latentStyles>
-  <w:style w:type="paragraph" w:default="1" w:styleId="Normal">
+  <w:style w:type="paragraph" w:styleId="Normal" w:default="1">
     <w:name w:val="Normal"/>
     <w:qFormat/>
+    <w:pPr>
+      <w:widowControl/>
+      <w:bidi w:val="0"/>
+      <w:spacing w:before="0" w:after="0"/>
+      <w:jc w:val="left"/>
+    </w:pPr>
+    <w:rPr>
+      <w:rFonts w:ascii="Calibri" w:hAnsi="Calibri" w:eastAsia="Calibri" w:cs="Calibri"/>
+      <w:color w:val="auto"/>
+      <w:kern w:val="0"/>
+      <w:sz w:val="20"/>
+      <w:szCs w:val="20"/>
+      <w:lang w:val="en-GB" w:eastAsia="en-GB" w:bidi="ar-SA"/>
+    </w:rPr>
   </w:style>
   <w:style w:type="paragraph" w:styleId="Heading1">
-    <w:name w:val="heading 1"/>
+    <w:name w:val="Heading 1"/>
     <w:uiPriority w:val="9"/>
     <w:qFormat/>
     <w:pPr>
+      <w:widowControl/>
+      <w:bidi w:val="0"/>
+      <w:spacing w:before="0" w:after="0"/>
+      <w:jc w:val="left"/>
       <w:outlineLvl w:val="0"/>
     </w:pPr>
     <w:rPr>
+      <w:rFonts w:ascii="Calibri" w:hAnsi="Calibri" w:eastAsia="Calibri" w:cs="Calibri"/>
       <w:color w:val="2E74B5"/>
+      <w:kern w:val="0"/>
       <w:sz w:val="32"/>
       <w:szCs w:val="32"/>
+      <w:lang w:val="en-GB" w:eastAsia="en-GB" w:bidi="ar-SA"/>
     </w:rPr>
   </w:style>
   <w:style w:type="paragraph" w:styleId="Heading2">
-    <w:name w:val="heading 2"/>
+    <w:name w:val="Heading 2"/>
     <w:uiPriority w:val="9"/>
     <w:semiHidden/>
     <w:unhideWhenUsed/>
     <w:qFormat/>
     <w:pPr>
+      <w:widowControl/>
+      <w:bidi w:val="0"/>
+      <w:spacing w:before="0" w:after="0"/>
+      <w:jc w:val="left"/>
       <w:outlineLvl w:val="1"/>
     </w:pPr>
     <w:rPr>
+      <w:rFonts w:ascii="Calibri" w:hAnsi="Calibri" w:eastAsia="Calibri" w:cs="Calibri"/>
       <w:color w:val="2E74B5"/>
+      <w:kern w:val="0"/>
       <w:sz w:val="26"/>
       <w:szCs w:val="26"/>
+      <w:lang w:val="en-GB" w:eastAsia="en-GB" w:bidi="ar-SA"/>
     </w:rPr>
   </w:style>
   <w:style w:type="paragraph" w:styleId="Heading3">
-    <w:name w:val="heading 3"/>
+    <w:name w:val="Heading 3"/>
     <w:uiPriority w:val="9"/>
     <w:semiHidden/>
     <w:unhideWhenUsed/>
     <w:qFormat/>
     <w:pPr>
+      <w:widowControl/>
+      <w:bidi w:val="0"/>
+      <w:spacing w:before="0" w:after="0"/>
+      <w:jc w:val="left"/>
       <w:outlineLvl w:val="2"/>
     </w:pPr>
     <w:rPr>
+      <w:rFonts w:ascii="Calibri" w:hAnsi="Calibri" w:eastAsia="Calibri" w:cs="Calibri"/>
       <w:color w:val="1F4D78"/>
+      <w:kern w:val="0"/>
       <w:sz w:val="24"/>
       <w:szCs w:val="24"/>
+      <w:lang w:val="en-GB" w:eastAsia="en-GB" w:bidi="ar-SA"/>
     </w:rPr>
   </w:style>
   <w:style w:type="paragraph" w:styleId="Heading4">
-    <w:name w:val="heading 4"/>
+    <w:name w:val="Heading 4"/>
     <w:uiPriority w:val="9"/>
     <w:semiHidden/>
     <w:unhideWhenUsed/>
     <w:qFormat/>
     <w:pPr>
+      <w:widowControl/>
+      <w:bidi w:val="0"/>
+      <w:spacing w:before="0" w:after="0"/>
+      <w:jc w:val="left"/>
       <w:outlineLvl w:val="3"/>
     </w:pPr>
     <w:rPr>
+      <w:rFonts w:ascii="Calibri" w:hAnsi="Calibri" w:eastAsia="Calibri" w:cs="Calibri"/>
       <w:i/>
       <w:iCs/>
       <w:color w:val="2E74B5"/>
+      <w:kern w:val="0"/>
+      <w:sz w:val="20"/>
+      <w:szCs w:val="20"/>
+      <w:lang w:val="en-GB" w:eastAsia="en-GB" w:bidi="ar-SA"/>
     </w:rPr>
   </w:style>
   <w:style w:type="paragraph" w:styleId="Heading5">
-    <w:name w:val="heading 5"/>
+    <w:name w:val="Heading 5"/>
     <w:uiPriority w:val="9"/>
     <w:semiHidden/>
     <w:unhideWhenUsed/>
     <w:qFormat/>
     <w:pPr>
+      <w:widowControl/>
+      <w:bidi w:val="0"/>
+      <w:spacing w:before="0" w:after="0"/>
+      <w:jc w:val="left"/>
       <w:outlineLvl w:val="4"/>
     </w:pPr>
     <w:rPr>
+      <w:rFonts w:ascii="Calibri" w:hAnsi="Calibri" w:eastAsia="Calibri" w:cs="Calibri"/>
       <w:color w:val="2E74B5"/>
+      <w:kern w:val="0"/>
+      <w:sz w:val="20"/>
+      <w:szCs w:val="20"/>
+      <w:lang w:val="en-GB" w:eastAsia="en-GB" w:bidi="ar-SA"/>
     </w:rPr>
   </w:style>
   <w:style w:type="paragraph" w:styleId="Heading6">
-    <w:name w:val="heading 6"/>
+    <w:name w:val="Heading 6"/>
     <w:uiPriority w:val="9"/>
     <w:semiHidden/>
     <w:unhideWhenUsed/>
     <w:qFormat/>
     <w:pPr>
+      <w:widowControl/>
+      <w:bidi w:val="0"/>
+      <w:spacing w:before="0" w:after="0"/>
+      <w:jc w:val="left"/>
       <w:outlineLvl w:val="5"/>
     </w:pPr>
     <w:rPr>
+      <w:rFonts w:ascii="Calibri" w:hAnsi="Calibri" w:eastAsia="Calibri" w:cs="Calibri"/>
       <w:color w:val="1F4D78"/>
+      <w:kern w:val="0"/>
+      <w:sz w:val="20"/>
+      <w:szCs w:val="20"/>
+      <w:lang w:val="en-GB" w:eastAsia="en-GB" w:bidi="ar-SA"/>
     </w:rPr>
   </w:style>
-  <w:style w:type="character" w:default="1" w:styleId="DefaultParagraphFont">
+  <w:style w:type="character" w:styleId="DefaultParagraphFont" w:default="1">
     <w:name w:val="Default Paragraph Font"/>
     <w:uiPriority w:val="1"/>
     <w:semiHidden/>
     <w:unhideWhenUsed/>
+    <w:qFormat/>
+    <w:rPr/>
+  </w:style>
+  <w:style w:type="character" w:styleId="InternetLink">
+    <w:name w:val="Hyperlink"/>
+    <w:uiPriority w:val="99"/>
+    <w:unhideWhenUsed/>
+    <w:rPr>
+      <w:color w:val="0563C1"/>
+      <w:u w:val="single"/>
+    </w:rPr>
+  </w:style>
+  <w:style w:type="character" w:styleId="FootnoteCharacters">
+    <w:name w:val="Footnote Characters"/>
+    <w:uiPriority w:val="99"/>
+    <w:semiHidden/>
+    <w:unhideWhenUsed/>
+    <w:qFormat/>
+    <w:rPr>
+      <w:vertAlign w:val="superscript"/>
+    </w:rPr>
+  </w:style>
+  <w:style w:type="character" w:styleId="FootnoteAnchor">
+    <w:name w:val="Footnote Reference"/>
+    <w:rPr>
+      <w:vertAlign w:val="superscript"/>
+    </w:rPr>
+  </w:style>
+  <w:style w:type="character" w:styleId="FootnoteTextChar" w:customStyle="1">
+    <w:name w:val="Footnote Text Char"/>
+    <w:link w:val="Footnote"/>
+    <w:uiPriority w:val="99"/>
+    <w:semiHidden/>
+    <w:unhideWhenUsed/>
+    <w:qFormat/>
+    <w:rPr>
+      <w:sz w:val="20"/>
+      <w:szCs w:val="20"/>
+    </w:rPr>
+  </w:style>
+  <w:style w:type="character" w:styleId="EndnoteCharacters">
+    <w:name w:val="Endnote Characters"/>
+    <w:uiPriority w:val="99"/>
+    <w:semiHidden/>
+    <w:unhideWhenUsed/>
+    <w:qFormat/>
+    <w:rPr>
+      <w:vertAlign w:val="superscript"/>
+    </w:rPr>
+  </w:style>
+  <w:style w:type="character" w:styleId="EndnoteAnchor">
+    <w:name w:val="Endnote Reference"/>
+    <w:rPr>
+      <w:vertAlign w:val="superscript"/>
+    </w:rPr>
+  </w:style>
+  <w:style w:type="character" w:styleId="EndnoteTextChar" w:customStyle="1">
+    <w:name w:val="Endnote Text Char"/>
+    <w:link w:val="Endnote"/>
+    <w:uiPriority w:val="99"/>
+    <w:semiHidden/>
+    <w:unhideWhenUsed/>
+    <w:qFormat/>
+    <w:rPr>
+      <w:sz w:val="20"/>
+      <w:szCs w:val="20"/>
+    </w:rPr>
+  </w:style>
+  <w:style w:type="paragraph" w:styleId="Heading">
+    <w:name w:val="Heading"/>
+    <w:basedOn w:val="Normal"/>
+    <w:next w:val="TextBody"/>
+    <w:qFormat/>
+    <w:pPr>
+      <w:keepNext w:val="true"/>
+      <w:spacing w:before="240" w:after="120"/>
+    </w:pPr>
+    <w:rPr>
+      <w:rFonts w:ascii="Liberation Sans" w:hAnsi="Liberation Sans" w:eastAsia="Microsoft YaHei" w:cs="Lucida Sans"/>
+      <w:sz w:val="28"/>
+      <w:szCs w:val="28"/>
+    </w:rPr>
+  </w:style>
+  <w:style w:type="paragraph" w:styleId="TextBody">
+    <w:name w:val="Body Text"/>
+    <w:basedOn w:val="Normal"/>
+    <w:pPr>
+      <w:spacing w:lineRule="auto" w:line="276" w:before="0" w:after="140"/>
+    </w:pPr>
+    <w:rPr/>
+  </w:style>
+  <w:style w:type="paragraph" w:styleId="List">
+    <w:name w:val="List"/>
+    <w:basedOn w:val="TextBody"/>
+    <w:pPr/>
+    <w:rPr>
+      <w:rFonts w:cs="Lucida Sans"/>
+    </w:rPr>
+  </w:style>
+  <w:style w:type="paragraph" w:styleId="Caption">
+    <w:name w:val="Caption"/>
+    <w:basedOn w:val="Normal"/>
+    <w:qFormat/>
+    <w:pPr>
+      <w:suppressLineNumbers/>
+      <w:spacing w:before="120" w:after="120"/>
+    </w:pPr>
+    <w:rPr>
+      <w:rFonts w:cs="Lucida Sans"/>
+      <w:i/>
+      <w:iCs/>
+      <w:sz w:val="24"/>
+      <w:szCs w:val="24"/>
+    </w:rPr>
+  </w:style>
+  <w:style w:type="paragraph" w:styleId="Index">
+    <w:name w:val="Index"/>
+    <w:basedOn w:val="Normal"/>
+    <w:qFormat/>
+    <w:pPr>
+      <w:suppressLineNumbers/>
+    </w:pPr>
+    <w:rPr>
+      <w:rFonts w:cs="Lucida Sans"/>
+      <w:lang w:val="zxx" w:eastAsia="zxx" w:bidi="zxx"/>
+    </w:rPr>
+  </w:style>
+  <w:style w:type="paragraph" w:styleId="Title">
+    <w:name w:val="Title"/>
+    <w:uiPriority w:val="10"/>
+    <w:qFormat/>
+    <w:pPr>
+      <w:widowControl/>
+      <w:bidi w:val="0"/>
+      <w:spacing w:before="0" w:after="0"/>
+      <w:jc w:val="left"/>
+    </w:pPr>
+    <w:rPr>
+      <w:rFonts w:ascii="Calibri" w:hAnsi="Calibri" w:eastAsia="Calibri" w:cs="Calibri"/>
+      <w:color w:val="auto"/>
+      <w:kern w:val="0"/>
+      <w:sz w:val="56"/>
+      <w:szCs w:val="56"/>
+      <w:lang w:val="en-GB" w:eastAsia="en-GB" w:bidi="ar-SA"/>
+    </w:rPr>
+  </w:style>
+  <w:style w:type="paragraph" w:styleId="Strong1" w:customStyle="1">
+    <w:name w:val="Strong1"/>
+    <w:qFormat/>
+    <w:pPr>
+      <w:widowControl/>
+      <w:bidi w:val="0"/>
+      <w:spacing w:before="0" w:after="0"/>
+      <w:jc w:val="left"/>
+    </w:pPr>
+    <w:rPr>
+      <w:rFonts w:ascii="Calibri" w:hAnsi="Calibri" w:eastAsia="Calibri" w:cs="Calibri"/>
+      <w:b/>
+      <w:bCs/>
+      <w:color w:val="auto"/>
+      <w:kern w:val="0"/>
+      <w:sz w:val="20"/>
+      <w:szCs w:val="20"/>
+      <w:lang w:val="en-GB" w:eastAsia="en-GB" w:bidi="ar-SA"/>
+    </w:rPr>
+  </w:style>
+  <w:style w:type="paragraph" w:styleId="ListParagraph">
+    <w:name w:val="List Paragraph"/>
+    <w:qFormat/>
+    <w:pPr>
+      <w:widowControl/>
+      <w:bidi w:val="0"/>
+      <w:spacing w:before="0" w:after="0"/>
+      <w:jc w:val="left"/>
+    </w:pPr>
+    <w:rPr>
+      <w:rFonts w:ascii="Calibri" w:hAnsi="Calibri" w:eastAsia="Calibri" w:cs="Calibri"/>
+      <w:color w:val="auto"/>
+      <w:kern w:val="0"/>
+      <w:sz w:val="20"/>
+      <w:szCs w:val="20"/>
+      <w:lang w:val="en-GB" w:eastAsia="en-GB" w:bidi="ar-SA"/>
+    </w:rPr>
+  </w:style>
+  <w:style w:type="paragraph" w:styleId="Footnote">
+    <w:name w:val="Footnote Text"/>
+    <w:link w:val="FootnoteTextChar"/>
+    <w:uiPriority w:val="99"/>
+    <w:semiHidden/>
+    <w:unhideWhenUsed/>
+    <w:pPr>
+      <w:widowControl/>
+      <w:bidi w:val="0"/>
+      <w:spacing w:before="0" w:after="0"/>
+      <w:jc w:val="left"/>
+    </w:pPr>
+    <w:rPr>
+      <w:rFonts w:ascii="Calibri" w:hAnsi="Calibri" w:eastAsia="Calibri" w:cs="Calibri"/>
+      <w:color w:val="auto"/>
+      <w:kern w:val="0"/>
+      <w:sz w:val="20"/>
+      <w:szCs w:val="20"/>
+      <w:lang w:val="en-GB" w:eastAsia="en-GB" w:bidi="ar-SA"/>
+    </w:rPr>
+  </w:style>
+  <w:style w:type="paragraph" w:styleId="Endnote">
+    <w:name w:val="Endnote Text"/>
+    <w:link w:val="EndnoteTextChar"/>
+    <w:uiPriority w:val="99"/>
+    <w:semiHidden/>
+    <w:unhideWhenUsed/>
+    <w:pPr>
+      <w:widowControl/>
+      <w:bidi w:val="0"/>
+      <w:spacing w:before="0" w:after="0"/>
+      <w:jc w:val="left"/>
+    </w:pPr>
+    <w:rPr>
+      <w:rFonts w:ascii="Calibri" w:hAnsi="Calibri" w:eastAsia="Calibri" w:cs="Calibri"/>
+      <w:color w:val="auto"/>
+      <w:kern w:val="0"/>
+      <w:sz w:val="20"/>
+      <w:szCs w:val="20"/>
+      <w:lang w:val="en-GB" w:eastAsia="en-GB" w:bidi="ar-SA"/>
+    </w:rPr>
+  </w:style>
+  <w:style w:type="numbering" w:styleId="NoList" w:default="1">
+    <w:name w:val="No List"/>
+    <w:uiPriority w:val="99"/>
+    <w:semiHidden/>
+    <w:unhideWhenUsed/>
+    <w:qFormat/>
   </w:style>
   <w:style w:type="table" w:default="1" w:styleId="TableNormal">
     <w:name w:val="Normal Table"/>
@@ -1425,7 +1892,6 @@
     <w:semiHidden/>
     <w:unhideWhenUsed/>
     <w:tblPr>
-      <w:tblInd w:w="0" w:type="dxa"/>
       <w:tblCellMar>
         <w:top w:w="0" w:type="dxa"/>
         <w:left w:w="108" w:type="dxa"/>
@@ -1433,96 +1899,6 @@
         <w:right w:w="108" w:type="dxa"/>
       </w:tblCellMar>
     </w:tblPr>
-  </w:style>
-  <w:style w:type="numbering" w:default="1" w:styleId="NoList">
-    <w:name w:val="No List"/>
-    <w:uiPriority w:val="99"/>
-    <w:semiHidden/>
-    <w:unhideWhenUsed/>
-  </w:style>
-  <w:style w:type="paragraph" w:styleId="Title">
-    <w:name w:val="Title"/>
-    <w:uiPriority w:val="10"/>
-    <w:qFormat/>
-    <w:rPr>
-      <w:sz w:val="56"/>
-      <w:szCs w:val="56"/>
-    </w:rPr>
-  </w:style>
-  <w:style w:type="paragraph" w:customStyle="1" w:styleId="Strong1">
-    <w:name w:val="Strong1"/>
-    <w:qFormat/>
-    <w:rPr>
-      <w:b/>
-      <w:bCs/>
-    </w:rPr>
-  </w:style>
-  <w:style w:type="paragraph" w:styleId="ListParagraph">
-    <w:name w:val="List Paragraph"/>
-    <w:qFormat/>
-  </w:style>
-  <w:style w:type="character" w:styleId="Hyperlink">
-    <w:name w:val="Hyperlink"/>
-    <w:uiPriority w:val="99"/>
-    <w:unhideWhenUsed/>
-    <w:rPr>
-      <w:color w:val="0563C1"/>
-      <w:u w:val="single"/>
-    </w:rPr>
-  </w:style>
-  <w:style w:type="character" w:styleId="FootnoteReference">
-    <w:name w:val="footnote reference"/>
-    <w:uiPriority w:val="99"/>
-    <w:semiHidden/>
-    <w:unhideWhenUsed/>
-    <w:rPr>
-      <w:vertAlign w:val="superscript"/>
-    </w:rPr>
-  </w:style>
-  <w:style w:type="paragraph" w:styleId="FootnoteText">
-    <w:name w:val="footnote text"/>
-    <w:link w:val="FootnoteTextChar"/>
-    <w:uiPriority w:val="99"/>
-    <w:semiHidden/>
-    <w:unhideWhenUsed/>
-  </w:style>
-  <w:style w:type="character" w:customStyle="1" w:styleId="FootnoteTextChar">
-    <w:name w:val="Footnote Text Char"/>
-    <w:link w:val="FootnoteText"/>
-    <w:uiPriority w:val="99"/>
-    <w:semiHidden/>
-    <w:unhideWhenUsed/>
-    <w:rPr>
-      <w:sz w:val="20"/>
-      <w:szCs w:val="20"/>
-    </w:rPr>
-  </w:style>
-  <w:style w:type="character" w:styleId="EndnoteReference">
-    <w:name w:val="endnote reference"/>
-    <w:uiPriority w:val="99"/>
-    <w:semiHidden/>
-    <w:unhideWhenUsed/>
-    <w:rPr>
-      <w:vertAlign w:val="superscript"/>
-    </w:rPr>
-  </w:style>
-  <w:style w:type="paragraph" w:styleId="EndnoteText">
-    <w:name w:val="endnote text"/>
-    <w:link w:val="EndnoteTextChar"/>
-    <w:uiPriority w:val="99"/>
-    <w:semiHidden/>
-    <w:unhideWhenUsed/>
-  </w:style>
-  <w:style w:type="character" w:customStyle="1" w:styleId="EndnoteTextChar">
-    <w:name w:val="Endnote Text Char"/>
-    <w:link w:val="EndnoteText"/>
-    <w:uiPriority w:val="99"/>
-    <w:semiHidden/>
-    <w:unhideWhenUsed/>
-    <w:rPr>
-      <w:sz w:val="20"/>
-      <w:szCs w:val="20"/>
-    </w:rPr>
   </w:style>
 </w:styles>
 </file>
